--- a/DataDictionary/ChangeLog.docx
+++ b/DataDictionary/ChangeLog.docx
@@ -347,6 +347,27 @@
           <w:sz w:val="28"/>
         </w:rPr>
         <w:t>1</w:t>
+      </w:r>
+    </w:p>
+    <w:p>
+      <w:pPr>
+        <w:spacing w:after="3" w:line="259" w:lineRule="auto"/>
+        <w:ind w:left="-3" w:hanging="10"/>
+        <w:rPr>
+          <w:rFonts w:ascii="Cambria" w:eastAsia="Cambria" w:hAnsi="Cambria" w:cs="Cambria"/>
+          <w:b/>
+          <w:color w:val="365F91"/>
+          <w:sz w:val="28"/>
+        </w:rPr>
+      </w:pPr>
+      <w:r>
+        <w:rPr>
+          <w:rFonts w:ascii="Cambria" w:eastAsia="Cambria" w:hAnsi="Cambria" w:cs="Cambria"/>
+          <w:b/>
+          <w:color w:val="365F91"/>
+          <w:sz w:val="28"/>
+        </w:rPr>
+        <w:t>Updated August 2025 for typo correction</w:t>
       </w:r>
     </w:p>
     <w:p>
@@ -24572,7 +24593,19 @@
         <w:rPr>
           <w:bCs/>
         </w:rPr>
-        <w:t>Enumeration value: 3524005; Documentation: Right – Posterior</w:t>
+        <w:t>Enumeration value: 352400</w:t>
+      </w:r>
+      <w:r>
+        <w:rPr>
+          <w:bCs/>
+        </w:rPr>
+        <w:t>7</w:t>
+      </w:r>
+      <w:r>
+        <w:rPr>
+          <w:bCs/>
+        </w:rPr>
+        <w:t>; Documentation: Right – Posterior</w:t>
       </w:r>
     </w:p>
     <w:p>
@@ -24623,7 +24656,19 @@
         <w:rPr>
           <w:bCs/>
         </w:rPr>
-        <w:t>Enumeration value: 3524005; Documentation: Right – Posterior (DEPRECATED)</w:t>
+        <w:t>Enumeration value: 352400</w:t>
+      </w:r>
+      <w:r>
+        <w:rPr>
+          <w:bCs/>
+        </w:rPr>
+        <w:t>7</w:t>
+      </w:r>
+      <w:r>
+        <w:rPr>
+          <w:bCs/>
+        </w:rPr>
+        <w:t>; Documentation: Right – Posterior (DEPRECATED)</w:t>
       </w:r>
     </w:p>
     <w:p>

--- a/DataDictionary/ChangeLog.docx
+++ b/DataDictionary/ChangeLog.docx
@@ -337,7 +337,7 @@
           <w:color w:val="365F91"/>
           <w:sz w:val="28"/>
         </w:rPr>
-        <w:t xml:space="preserve">Updated April 2025 for Critical Patch </w:t>
+        <w:t xml:space="preserve">Updated </w:t>
       </w:r>
       <w:r>
         <w:rPr>
@@ -346,20 +346,17 @@
           <w:color w:val="365F91"/>
           <w:sz w:val="28"/>
         </w:rPr>
-        <w:t>1</w:t>
-      </w:r>
-    </w:p>
-    <w:p>
-      <w:pPr>
-        <w:spacing w:after="3" w:line="259" w:lineRule="auto"/>
-        <w:ind w:left="-3" w:hanging="10"/>
+        <w:t>October</w:t>
+      </w:r>
+      <w:r>
         <w:rPr>
           <w:rFonts w:ascii="Cambria" w:eastAsia="Cambria" w:hAnsi="Cambria" w:cs="Cambria"/>
           <w:b/>
           <w:color w:val="365F91"/>
           <w:sz w:val="28"/>
         </w:rPr>
-      </w:pPr>
+        <w:t xml:space="preserve"> 2025 for Critical Patch </w:t>
+      </w:r>
       <w:r>
         <w:rPr>
           <w:rFonts w:ascii="Cambria" w:eastAsia="Cambria" w:hAnsi="Cambria" w:cs="Cambria"/>
@@ -367,20 +364,8 @@
           <w:color w:val="365F91"/>
           <w:sz w:val="28"/>
         </w:rPr>
-        <w:t>Updated August 2025 for typo correction</w:t>
-      </w:r>
-    </w:p>
-    <w:p>
-      <w:pPr>
-        <w:spacing w:after="3" w:line="259" w:lineRule="auto"/>
-        <w:ind w:left="-3" w:hanging="10"/>
-        <w:rPr>
-          <w:rFonts w:ascii="Cambria" w:eastAsia="Cambria" w:hAnsi="Cambria" w:cs="Cambria"/>
-          <w:b/>
-          <w:color w:val="365F91"/>
-          <w:sz w:val="28"/>
-        </w:rPr>
-      </w:pPr>
+        <w:t>2</w:t>
+      </w:r>
     </w:p>
     <w:p>
       <w:pPr>
